--- a/Christophe-Marie_Duquesne.docx
+++ b/Christophe-Marie_Duquesne.docx
@@ -65,7 +65,7 @@
         <w:pStyle w:val="DefinitionTerm"/>
       </w:pPr>
       <w:r>
-        <w:t xml:space="preserve">2019-Now</w:t>
+        <w:t xml:space="preserve">2019-2025</w:t>
       </w:r>
     </w:p>
     <w:p>
@@ -1089,7 +1089,7 @@
         <w:t xml:space="preserve"> </w:t>
       </w:r>
       <w:r>
-        <w:t xml:space="preserve">• +336 84 14 26 82 • 40 years old</w:t>
+        <w:t xml:space="preserve">• +336 84 14 26 82 • 41 years old</w:t>
       </w:r>
       <w:r>
         <w:br/>
